--- a/docassemble/MODivorceForms/data/templates/service_by_mail_notice.docx
+++ b/docassemble/MODivorceForms/data/templates/service_by_mail_notice.docx
@@ -380,7 +380,35 @@
           </w:tcPr>
           <w:p>
             <w:pPr>
-              <w:jc w:val="center"/>
+              <w:rPr>
+                <w:bCs/>
+                <w:sz w:val="26"/>
+                <w:szCs w:val="26"/>
+                <w:highlight w:val="yellow"/>
+              </w:rPr>
+            </w:pPr>
+          </w:p>
+          <w:p>
+            <w:pPr>
+              <w:rPr>
+                <w:bCs/>
+                <w:sz w:val="26"/>
+                <w:szCs w:val="26"/>
+                <w:highlight w:val="yellow"/>
+              </w:rPr>
+            </w:pPr>
+            <w:r>
+              <w:rPr>
+                <w:bCs/>
+                <w:sz w:val="26"/>
+                <w:szCs w:val="26"/>
+                <w:highlight w:val="yellow"/>
+              </w:rPr>
+              <w:t xml:space="preserve">                 vs. </w:t>
+            </w:r>
+          </w:p>
+          <w:p>
+            <w:pPr>
               <w:rPr>
                 <w:bCs/>
                 <w:sz w:val="26"/>
@@ -394,6 +422,46 @@
           <w:tcPr>
             <w:tcW w:w="303" w:type="dxa"/>
           </w:tcPr>
+          <w:p>
+            <w:pPr>
+              <w:jc w:val="center"/>
+              <w:rPr>
+                <w:bCs/>
+                <w:sz w:val="26"/>
+                <w:szCs w:val="26"/>
+                <w:highlight w:val="yellow"/>
+              </w:rPr>
+            </w:pPr>
+            <w:r>
+              <w:rPr>
+                <w:bCs/>
+                <w:sz w:val="26"/>
+                <w:szCs w:val="26"/>
+                <w:highlight w:val="yellow"/>
+              </w:rPr>
+              <w:t>)</w:t>
+            </w:r>
+          </w:p>
+          <w:p>
+            <w:pPr>
+              <w:jc w:val="center"/>
+              <w:rPr>
+                <w:bCs/>
+                <w:sz w:val="26"/>
+                <w:szCs w:val="26"/>
+                <w:highlight w:val="yellow"/>
+              </w:rPr>
+            </w:pPr>
+            <w:r>
+              <w:rPr>
+                <w:bCs/>
+                <w:sz w:val="26"/>
+                <w:szCs w:val="26"/>
+                <w:highlight w:val="yellow"/>
+              </w:rPr>
+              <w:t>)</w:t>
+            </w:r>
+          </w:p>
           <w:p>
             <w:pPr>
               <w:jc w:val="center"/>
@@ -482,6 +550,26 @@
               <w:t>)</w:t>
             </w:r>
           </w:p>
+          <w:p>
+            <w:pPr>
+              <w:jc w:val="center"/>
+              <w:rPr>
+                <w:bCs/>
+                <w:sz w:val="26"/>
+                <w:szCs w:val="26"/>
+                <w:highlight w:val="yellow"/>
+              </w:rPr>
+            </w:pPr>
+            <w:r>
+              <w:rPr>
+                <w:bCs/>
+                <w:sz w:val="26"/>
+                <w:szCs w:val="26"/>
+                <w:highlight w:val="yellow"/>
+              </w:rPr>
+              <w:t>)</w:t>
+            </w:r>
+          </w:p>
         </w:tc>
         <w:tc>
           <w:tcPr>
@@ -853,16 +941,6 @@
         </w:rPr>
         <w:t xml:space="preserve"> be taken against you for the relief demanded in the petition.</w:t>
       </w:r>
-    </w:p>
-    <w:p>
-      <w:pPr>
-        <w:spacing w:line="360" w:lineRule="auto"/>
-        <w:jc w:val="both"/>
-        <w:rPr>
-          <w:sz w:val="26"/>
-          <w:szCs w:val="26"/>
-        </w:rPr>
-      </w:pPr>
     </w:p>
     <w:p>
       <w:pPr>
@@ -2009,15 +2087,6 @@
 </file>
 
 <file path=customXml/item1.xml><?xml version="1.0" encoding="utf-8"?>
-<?mso-contentType ?>
-<FormTemplates xmlns="http://schemas.microsoft.com/sharepoint/v3/contenttype/forms">
-  <Display>DocumentLibraryForm</Display>
-  <Edit>DocumentLibraryForm</Edit>
-  <New>DocumentLibraryForm</New>
-</FormTemplates>
-</file>
-
-<file path=customXml/item2.xml><?xml version="1.0" encoding="utf-8"?>
 <ct:contentTypeSchema xmlns:ct="http://schemas.microsoft.com/office/2006/metadata/contentType" xmlns:ma="http://schemas.microsoft.com/office/2006/metadata/properties/metaAttributes" ct:_="" ma:_="" ma:contentTypeName="Document" ma:contentTypeID="0x010100CE74CCE3EA761F4FB2ECE05E6740826C" ma:contentTypeVersion="22" ma:contentTypeDescription="Create a new document." ma:contentTypeScope="" ma:versionID="363bdbde3249c2d1c8187603616d51bf">
   <xsd:schema xmlns:xsd="http://www.w3.org/2001/XMLSchema" xmlns:xs="http://www.w3.org/2001/XMLSchema" xmlns:p="http://schemas.microsoft.com/office/2006/metadata/properties" xmlns:ns1="http://schemas.microsoft.com/sharepoint/v3" xmlns:ns2="877cd569-5afe-4c79-a79c-fefa2579d9de" xmlns:ns3="78e338ca-bdc9-4d5d-85ca-e5d51d206c55" targetNamespace="http://schemas.microsoft.com/office/2006/metadata/properties" ma:root="true" ma:fieldsID="ecc2c3765018bb73925974a56d08b4bc" ns1:_="" ns2:_="" ns3:_="">
     <xsd:import namespace="http://schemas.microsoft.com/sharepoint/v3"/>
@@ -2289,11 +2358,16 @@
 </ct:contentTypeSchema>
 </file>
 
-<file path=customXml/item3.xml><?xml version="1.0" encoding="utf-8"?>
-<LongProperties xmlns="http://schemas.microsoft.com/office/2006/metadata/longProperties"/>
+<file path=customXml/item2.xml><?xml version="1.0" encoding="utf-8"?>
+<?mso-contentType ?>
+<FormTemplates xmlns="http://schemas.microsoft.com/sharepoint/v3/contenttype/forms">
+  <Display>DocumentLibraryForm</Display>
+  <Edit>DocumentLibraryForm</Edit>
+  <New>DocumentLibraryForm</New>
+</FormTemplates>
 </file>
 
-<file path=customXml/item4.xml><?xml version="1.0" encoding="utf-8"?>
+<file path=customXml/item3.xml><?xml version="1.0" encoding="utf-8"?>
 <p:properties xmlns:p="http://schemas.microsoft.com/office/2006/metadata/properties" xmlns:xsi="http://www.w3.org/2001/XMLSchema-instance" xmlns:pc="http://schemas.microsoft.com/office/infopath/2007/PartnerControls">
   <documentManagement>
     <_ip_UnifiedCompliancePolicyUIAction xmlns="http://schemas.microsoft.com/sharepoint/v3" xsi:nil="true"/>
@@ -2306,15 +2380,11 @@
 </p:properties>
 </file>
 
-<file path=customXml/itemProps1.xml><?xml version="1.0" encoding="utf-8"?>
-<ds:datastoreItem xmlns:ds="http://schemas.openxmlformats.org/officeDocument/2006/customXml" ds:itemID="{F28431DD-6E05-408D-805F-EECD20BE582A}">
-  <ds:schemaRefs>
-    <ds:schemaRef ds:uri="http://schemas.microsoft.com/sharepoint/v3/contenttype/forms"/>
-  </ds:schemaRefs>
-</ds:datastoreItem>
+<file path=customXml/item4.xml><?xml version="1.0" encoding="utf-8"?>
+<LongProperties xmlns="http://schemas.microsoft.com/office/2006/metadata/longProperties"/>
 </file>
 
-<file path=customXml/itemProps2.xml><?xml version="1.0" encoding="utf-8"?>
+<file path=customXml/itemProps1.xml><?xml version="1.0" encoding="utf-8"?>
 <ds:datastoreItem xmlns:ds="http://schemas.openxmlformats.org/officeDocument/2006/customXml" ds:itemID="{FBDD07B7-F298-4D57-B3A5-B32C945744B6}">
   <ds:schemaRefs>
     <ds:schemaRef ds:uri="http://schemas.microsoft.com/office/2006/metadata/contentType"/>
@@ -2334,15 +2404,15 @@
 </ds:datastoreItem>
 </file>
 
-<file path=customXml/itemProps3.xml><?xml version="1.0" encoding="utf-8"?>
-<ds:datastoreItem xmlns:ds="http://schemas.openxmlformats.org/officeDocument/2006/customXml" ds:itemID="{CDF5A017-9064-46B5-A891-7626CB45465F}">
+<file path=customXml/itemProps2.xml><?xml version="1.0" encoding="utf-8"?>
+<ds:datastoreItem xmlns:ds="http://schemas.openxmlformats.org/officeDocument/2006/customXml" ds:itemID="{F28431DD-6E05-408D-805F-EECD20BE582A}">
   <ds:schemaRefs>
-    <ds:schemaRef ds:uri="http://schemas.microsoft.com/office/2006/metadata/longProperties"/>
+    <ds:schemaRef ds:uri="http://schemas.microsoft.com/sharepoint/v3/contenttype/forms"/>
   </ds:schemaRefs>
 </ds:datastoreItem>
 </file>
 
-<file path=customXml/itemProps4.xml><?xml version="1.0" encoding="utf-8"?>
+<file path=customXml/itemProps3.xml><?xml version="1.0" encoding="utf-8"?>
 <ds:datastoreItem xmlns:ds="http://schemas.openxmlformats.org/officeDocument/2006/customXml" ds:itemID="{B2BB3C1C-09AF-41D0-8CAA-FA2DD3677824}">
   <ds:schemaRefs>
     <ds:schemaRef ds:uri="http://schemas.microsoft.com/office/2006/metadata/properties"/>
@@ -2352,4 +2422,12 @@
     <ds:schemaRef ds:uri="78e338ca-bdc9-4d5d-85ca-e5d51d206c55"/>
   </ds:schemaRefs>
 </ds:datastoreItem>
+</file>
+
+<file path=customXml/itemProps4.xml><?xml version="1.0" encoding="utf-8"?>
+<ds:datastoreItem xmlns:ds="http://schemas.openxmlformats.org/officeDocument/2006/customXml" ds:itemID="{CDF5A017-9064-46B5-A891-7626CB45465F}">
+  <ds:schemaRefs>
+    <ds:schemaRef ds:uri="http://schemas.microsoft.com/office/2006/metadata/longProperties"/>
+  </ds:schemaRefs>
+</ds:datastoreItem>
 </file>